--- a/작업일지/24주차.docx
+++ b/작업일지/24주차.docx
@@ -110,7 +110,6 @@
                 <w:sz w:val="22"/>
               </w:rPr>
             </w:pPr>
-            <w:proofErr w:type="spellStart"/>
             <w:r>
               <w:rPr>
                 <w:rFonts w:hint="eastAsia"/>
@@ -119,7 +118,6 @@
               </w:rPr>
               <w:t>팀명</w:t>
             </w:r>
-            <w:proofErr w:type="spellEnd"/>
           </w:p>
         </w:tc>
         <w:tc>
@@ -135,7 +133,6 @@
                 <w:szCs w:val="24"/>
               </w:rPr>
             </w:pPr>
-            <w:proofErr w:type="spellStart"/>
             <w:r>
               <w:rPr>
                 <w:sz w:val="24"/>
@@ -143,7 +140,6 @@
               </w:rPr>
               <w:t>임박박전설의시작</w:t>
             </w:r>
-            <w:proofErr w:type="spellEnd"/>
           </w:p>
         </w:tc>
       </w:tr>
@@ -598,25 +594,7 @@
                   <w:b/>
                   <w:sz w:val="22"/>
                 </w:rPr>
-                <w:t xml:space="preserve">AI/BT 구조 개선 및 대규모 NPC 동기화 </w:t>
-              </w:r>
-              <w:r>
-                <w:rPr>
-                  <w:rStyle w:val="a6"/>
-                  <w:rFonts w:ascii="맑은 고딕" w:eastAsia="맑은 고딕" w:hAnsi="맑은 고딕"/>
-                  <w:b/>
-                  <w:sz w:val="22"/>
-                </w:rPr>
-                <w:t>최</w:t>
-              </w:r>
-              <w:r>
-                <w:rPr>
-                  <w:rStyle w:val="a6"/>
-                  <w:rFonts w:ascii="맑은 고딕" w:eastAsia="맑은 고딕" w:hAnsi="맑은 고딕"/>
-                  <w:b/>
-                  <w:sz w:val="22"/>
-                </w:rPr>
-                <w:t>적화</w:t>
+                <w:t>AI/BT 구조 개선 및 대규모 NPC 동기화 최적화</w:t>
               </w:r>
             </w:hyperlink>
           </w:p>
@@ -624,11 +602,6 @@
             <w:pPr>
               <w:spacing w:after="160"/>
               <w:jc w:val="left"/>
-              <w:rPr>
-                <w:rFonts w:ascii="맑은 고딕" w:eastAsia="맑은 고딕" w:hAnsi="맑은 고딕"/>
-                <w:b/>
-                <w:bCs/>
-              </w:rPr>
             </w:pPr>
             <w:hyperlink r:id="rId16" w:history="1">
               <w:r>
@@ -642,6 +615,80 @@
               </w:r>
             </w:hyperlink>
           </w:p>
+          <w:p>
+            <w:pPr>
+              <w:spacing w:after="160"/>
+              <w:jc w:val="left"/>
+              <w:rPr>
+                <w:rFonts w:ascii="맑은 고딕" w:eastAsia="맑은 고딕" w:hAnsi="맑은 고딕"/>
+                <w:b/>
+                <w:bCs/>
+              </w:rPr>
+            </w:pPr>
+            <w:r>
+              <w:rPr>
+                <w:rFonts w:ascii="맑은 고딕" w:eastAsia="맑은 고딕" w:hAnsi="맑은 고딕" w:hint="eastAsia"/>
+                <w:b/>
+                <w:bCs/>
+              </w:rPr>
+              <w:t xml:space="preserve">라이팅 변경 키 (서쪽 하늘 -&gt; 동쪽 </w:t>
+            </w:r>
+            <w:proofErr w:type="gramStart"/>
+            <w:r>
+              <w:rPr>
+                <w:rFonts w:ascii="맑은 고딕" w:eastAsia="맑은 고딕" w:hAnsi="맑은 고딕" w:hint="eastAsia"/>
+                <w:b/>
+                <w:bCs/>
+              </w:rPr>
+              <w:t>땅 :</w:t>
+            </w:r>
+            <w:proofErr w:type="gramEnd"/>
+            <w:r>
+              <w:rPr>
+                <w:rFonts w:ascii="맑은 고딕" w:eastAsia="맑은 고딕" w:hAnsi="맑은 고딕" w:hint="eastAsia"/>
+                <w:b/>
+                <w:bCs/>
+              </w:rPr>
+              <w:t xml:space="preserve"> </w:t>
+            </w:r>
+            <w:proofErr w:type="gramStart"/>
+            <w:r>
+              <w:rPr>
+                <w:rFonts w:ascii="맑은 고딕" w:eastAsia="맑은 고딕" w:hAnsi="맑은 고딕" w:hint="eastAsia"/>
+                <w:b/>
+                <w:bCs/>
+              </w:rPr>
+              <w:t>J /</w:t>
+            </w:r>
+            <w:proofErr w:type="gramEnd"/>
+            <w:r>
+              <w:rPr>
+                <w:rFonts w:ascii="맑은 고딕" w:eastAsia="맑은 고딕" w:hAnsi="맑은 고딕" w:hint="eastAsia"/>
+                <w:b/>
+                <w:bCs/>
+              </w:rPr>
+              <w:t xml:space="preserve"> 동쪽 하늘 -&gt; 서쪽 땅 K)</w:t>
+            </w:r>
+          </w:p>
+          <w:p>
+            <w:pPr>
+              <w:spacing w:after="160"/>
+              <w:jc w:val="left"/>
+              <w:rPr>
+                <w:rFonts w:ascii="맑은 고딕" w:eastAsia="맑은 고딕" w:hAnsi="맑은 고딕" w:hint="eastAsia"/>
+                <w:b/>
+                <w:bCs/>
+              </w:rPr>
+            </w:pPr>
+            <w:r>
+              <w:rPr>
+                <w:rFonts w:ascii="맑은 고딕" w:eastAsia="맑은 고딕" w:hAnsi="맑은 고딕" w:hint="eastAsia"/>
+                <w:b/>
+                <w:bCs/>
+              </w:rPr>
+              <w:t>지형 텍스쳐 변경</w:t>
+            </w:r>
+          </w:p>
         </w:tc>
       </w:tr>
     </w:tbl>
@@ -678,41 +725,13 @@
           <w:sz w:val="22"/>
         </w:rPr>
       </w:pPr>
-      <w:proofErr w:type="spellStart"/>
-      <w:r>
-        <w:rPr>
-          <w:rFonts w:hint="eastAsia"/>
-          <w:b/>
-          <w:sz w:val="22"/>
-        </w:rPr>
-        <w:t>공격시</w:t>
-      </w:r>
-      <w:proofErr w:type="spellEnd"/>
-      <w:r>
-        <w:rPr>
-          <w:rFonts w:hint="eastAsia"/>
-          <w:b/>
-          <w:sz w:val="22"/>
-        </w:rPr>
-        <w:t xml:space="preserve"> 클라이언트 </w:t>
-      </w:r>
-      <w:proofErr w:type="spellStart"/>
-      <w:r>
-        <w:rPr>
-          <w:rFonts w:hint="eastAsia"/>
-          <w:b/>
-          <w:sz w:val="22"/>
-        </w:rPr>
-        <w:t>크러쉬</w:t>
-      </w:r>
-      <w:proofErr w:type="spellEnd"/>
-      <w:r>
-        <w:rPr>
-          <w:rFonts w:hint="eastAsia"/>
-          <w:b/>
-          <w:sz w:val="22"/>
-        </w:rPr>
-        <w:t xml:space="preserve"> 문제</w:t>
+      <w:r>
+        <w:rPr>
+          <w:rFonts w:hint="eastAsia"/>
+          <w:b/>
+          <w:sz w:val="22"/>
+        </w:rPr>
+        <w:t>공격시 클라이언트 크러쉬 문제</w:t>
       </w:r>
     </w:p>
     <w:p>
@@ -729,41 +748,13 @@
           <w:sz w:val="22"/>
         </w:rPr>
       </w:pPr>
-      <w:proofErr w:type="spellStart"/>
-      <w:r>
-        <w:rPr>
-          <w:rFonts w:hint="eastAsia"/>
-          <w:b/>
-          <w:sz w:val="22"/>
-        </w:rPr>
-        <w:t>otherPlayer</w:t>
-      </w:r>
-      <w:proofErr w:type="spellEnd"/>
-      <w:r>
-        <w:rPr>
-          <w:rFonts w:hint="eastAsia"/>
-          <w:b/>
-          <w:sz w:val="22"/>
-        </w:rPr>
-        <w:t xml:space="preserve">에서 공격 애니메이션 바인딩이 안되어 있어서 </w:t>
-      </w:r>
-      <w:proofErr w:type="spellStart"/>
-      <w:r>
-        <w:rPr>
-          <w:rFonts w:hint="eastAsia"/>
-          <w:b/>
-          <w:sz w:val="22"/>
-        </w:rPr>
-        <w:t>널포인터</w:t>
-      </w:r>
-      <w:proofErr w:type="spellEnd"/>
-      <w:r>
-        <w:rPr>
-          <w:rFonts w:hint="eastAsia"/>
-          <w:b/>
-          <w:sz w:val="22"/>
-        </w:rPr>
-        <w:t xml:space="preserve"> 접근 에러 </w:t>
+      <w:r>
+        <w:rPr>
+          <w:rFonts w:hint="eastAsia"/>
+          <w:b/>
+          <w:sz w:val="22"/>
+        </w:rPr>
+        <w:t xml:space="preserve">otherPlayer에서 공격 애니메이션 바인딩이 안되어 있어서 널포인터 접근 에러 </w:t>
       </w:r>
     </w:p>
     <w:p>
@@ -822,61 +813,7 @@
           <w:b/>
           <w:sz w:val="22"/>
         </w:rPr>
-        <w:t xml:space="preserve"> 메인 플레이어의 공격 애니메이션과 </w:t>
-      </w:r>
-      <w:proofErr w:type="spellStart"/>
-      <w:r>
-        <w:rPr>
-          <w:rFonts w:hint="eastAsia"/>
-          <w:b/>
-          <w:sz w:val="22"/>
-        </w:rPr>
-        <w:t>otherPlayer</w:t>
-      </w:r>
-      <w:proofErr w:type="spellEnd"/>
-      <w:r>
-        <w:rPr>
-          <w:rFonts w:hint="eastAsia"/>
-          <w:b/>
-          <w:sz w:val="22"/>
-        </w:rPr>
-        <w:t xml:space="preserve">의 애니메이션이 동기화 됨 -&gt; 같은 GLTF 클립을 사용해서 한쪽에서 가중치를 바꾸면서 애니메이션이 플레이 되는 것으로 보임 -&gt; 현재 해결법은 </w:t>
-      </w:r>
-      <w:proofErr w:type="spellStart"/>
-      <w:r>
-        <w:rPr>
-          <w:rFonts w:hint="eastAsia"/>
-          <w:b/>
-          <w:sz w:val="22"/>
-        </w:rPr>
-        <w:t>메쉬를</w:t>
-      </w:r>
-      <w:proofErr w:type="spellEnd"/>
-      <w:r>
-        <w:rPr>
-          <w:rFonts w:hint="eastAsia"/>
-          <w:b/>
-          <w:sz w:val="22"/>
-        </w:rPr>
-        <w:t xml:space="preserve"> 각각 </w:t>
-      </w:r>
-      <w:proofErr w:type="spellStart"/>
-      <w:r>
-        <w:rPr>
-          <w:rFonts w:hint="eastAsia"/>
-          <w:b/>
-          <w:sz w:val="22"/>
-        </w:rPr>
-        <w:t>로딩하던지</w:t>
-      </w:r>
-      <w:proofErr w:type="spellEnd"/>
-      <w:r>
-        <w:rPr>
-          <w:rFonts w:hint="eastAsia"/>
-          <w:b/>
-          <w:sz w:val="22"/>
-        </w:rPr>
-        <w:t xml:space="preserve"> 클립을 따로 빼던지 해야함 재사용 하려면 조금 수정이 필요 할 듯</w:t>
+        <w:t xml:space="preserve"> 메인 플레이어의 공격 애니메이션과 otherPlayer의 애니메이션이 동기화 됨 -&gt; 같은 GLTF 클립을 사용해서 한쪽에서 가중치를 바꾸면서 애니메이션이 플레이 되는 것으로 보임 -&gt; 현재 해결법은 메쉬를 각각 로딩하던지 클립을 따로 빼던지 해야함 재사용 하려면 조금 수정이 필요 할 듯</w:t>
       </w:r>
     </w:p>
     <w:p>
@@ -934,43 +871,7 @@
           <w:b/>
           <w:sz w:val="22"/>
         </w:rPr>
-        <w:t xml:space="preserve">NPC안에 AI, Physics, Transform 기능이 다 </w:t>
-      </w:r>
-      <w:proofErr w:type="spellStart"/>
-      <w:r>
-        <w:rPr>
-          <w:rFonts w:hint="eastAsia"/>
-          <w:b/>
-          <w:sz w:val="22"/>
-        </w:rPr>
-        <w:t>들어가야되서</w:t>
-      </w:r>
-      <w:proofErr w:type="spellEnd"/>
-      <w:r>
-        <w:rPr>
-          <w:rFonts w:hint="eastAsia"/>
-          <w:b/>
-          <w:sz w:val="22"/>
-        </w:rPr>
-        <w:t xml:space="preserve"> 관리가 힘듦 -&gt; </w:t>
-      </w:r>
-      <w:proofErr w:type="spellStart"/>
-      <w:r>
-        <w:rPr>
-          <w:rFonts w:hint="eastAsia"/>
-          <w:b/>
-          <w:sz w:val="22"/>
-        </w:rPr>
-        <w:t>gameObject</w:t>
-      </w:r>
-      <w:proofErr w:type="spellEnd"/>
-      <w:r>
-        <w:rPr>
-          <w:rFonts w:hint="eastAsia"/>
-          <w:b/>
-          <w:sz w:val="22"/>
-        </w:rPr>
-        <w:t xml:space="preserve"> </w:t>
+        <w:t xml:space="preserve">NPC안에 AI, Physics, Transform 기능이 다 들어가야되서 관리가 힘듦 -&gt; gameObject </w:t>
       </w:r>
       <w:r>
         <w:rPr>
@@ -1008,6 +909,7 @@
           <w:b/>
           <w:sz w:val="22"/>
         </w:rPr>
+        <w:lastRenderedPageBreak/>
         <w:t>서버의 네임스페이스도 변경 -&gt; game으로 컴포넌트와 오브젝트 묶음</w:t>
       </w:r>
     </w:p>
@@ -1025,7 +927,6 @@
           <w:b/>
           <w:sz w:val="22"/>
         </w:rPr>
-        <w:lastRenderedPageBreak/>
         <w:t>NPC 물리엔진 적용</w:t>
       </w:r>
     </w:p>
@@ -1080,25 +981,7 @@
           <w:b/>
           <w:sz w:val="22"/>
         </w:rPr>
-        <w:t xml:space="preserve">캡슐 </w:t>
-      </w:r>
-      <w:proofErr w:type="spellStart"/>
-      <w:r>
-        <w:rPr>
-          <w:rFonts w:hint="eastAsia"/>
-          <w:b/>
-          <w:sz w:val="22"/>
-        </w:rPr>
-        <w:t>콜리전을</w:t>
-      </w:r>
-      <w:proofErr w:type="spellEnd"/>
-      <w:r>
-        <w:rPr>
-          <w:rFonts w:hint="eastAsia"/>
-          <w:b/>
-          <w:sz w:val="22"/>
-        </w:rPr>
-        <w:t xml:space="preserve"> 설정하여 굴러 다니는 시뮬레이션까지 테스트 완료</w:t>
+        <w:t>캡슐 콜리전을 설정하여 굴러 다니는 시뮬레이션까지 테스트 완료</w:t>
       </w:r>
     </w:p>
     <w:p>
@@ -1121,25 +1004,7 @@
           <w:b/>
           <w:sz w:val="22"/>
         </w:rPr>
-        <w:t xml:space="preserve">그러나 100개 방의 100개 NPC 강체를 </w:t>
-      </w:r>
-      <w:proofErr w:type="spellStart"/>
-      <w:r>
-        <w:rPr>
-          <w:rFonts w:hint="eastAsia"/>
-          <w:b/>
-          <w:sz w:val="22"/>
-        </w:rPr>
-        <w:t>적용하니깐</w:t>
-      </w:r>
-      <w:proofErr w:type="spellEnd"/>
-      <w:r>
-        <w:rPr>
-          <w:rFonts w:hint="eastAsia"/>
-          <w:b/>
-          <w:sz w:val="22"/>
-        </w:rPr>
-        <w:t xml:space="preserve"> CPU 점유율 폭발 -&gt; 문제는 NPC끼리 충돌 시뮬레이션 때문에 느려짐 -&gt; NPC 레이어 설정해서 NPC끼리는 서로 충돌 건너뛰게 설정해서 해결</w:t>
+        <w:t>그러나 100개 방의 100개 NPC 강체를 적용하니깐 CPU 점유율 폭발 -&gt; 문제는 NPC끼리 충돌 시뮬레이션 때문에 느려짐 -&gt; NPC 레이어 설정해서 NPC끼리는 서로 충돌 건너뛰게 설정해서 해결</w:t>
       </w:r>
     </w:p>
     <w:p>
@@ -1176,6 +1041,7 @@
       <w:r>
         <w:rPr>
           <w:b/>
+          <w:noProof/>
           <w:sz w:val="22"/>
         </w:rPr>
         <w:drawing>
@@ -1232,6 +1098,7 @@
       <w:r>
         <w:rPr>
           <w:b/>
+          <w:noProof/>
           <w:sz w:val="22"/>
         </w:rPr>
         <w:lastRenderedPageBreak/>
@@ -1289,6 +1156,7 @@
       <w:r>
         <w:rPr>
           <w:b/>
+          <w:noProof/>
           <w:sz w:val="22"/>
         </w:rPr>
         <w:drawing>
@@ -1341,6 +1209,7 @@
       <w:r>
         <w:rPr>
           <w:b/>
+          <w:noProof/>
           <w:sz w:val="22"/>
         </w:rPr>
         <w:drawing>
@@ -1417,41 +1286,13 @@
           <w:sz w:val="22"/>
         </w:rPr>
       </w:pPr>
-      <w:proofErr w:type="spellStart"/>
-      <w:r>
-        <w:rPr>
-          <w:rFonts w:hint="eastAsia"/>
-          <w:b/>
-          <w:sz w:val="22"/>
-        </w:rPr>
-        <w:t>BlackBoard</w:t>
-      </w:r>
-      <w:proofErr w:type="spellEnd"/>
-      <w:r>
-        <w:rPr>
-          <w:rFonts w:hint="eastAsia"/>
-          <w:b/>
-          <w:sz w:val="22"/>
-        </w:rPr>
-        <w:t xml:space="preserve">에 string과 </w:t>
-      </w:r>
-      <w:proofErr w:type="spellStart"/>
-      <w:r>
-        <w:rPr>
-          <w:rFonts w:hint="eastAsia"/>
-          <w:b/>
-          <w:sz w:val="22"/>
-        </w:rPr>
-        <w:t>any_type</w:t>
-      </w:r>
-      <w:proofErr w:type="spellEnd"/>
-      <w:r>
-        <w:rPr>
-          <w:rFonts w:hint="eastAsia"/>
-          <w:b/>
-          <w:sz w:val="22"/>
-        </w:rPr>
-        <w:t xml:space="preserve">으로 필요한 정보를 </w:t>
+      <w:r>
+        <w:rPr>
+          <w:rFonts w:hint="eastAsia"/>
+          <w:b/>
+          <w:sz w:val="22"/>
+        </w:rPr>
+        <w:t xml:space="preserve">BlackBoard에 string과 any_type으로 필요한 정보를 </w:t>
       </w:r>
       <w:proofErr w:type="gramStart"/>
       <w:r>
@@ -1486,7 +1327,6 @@
           <w:sz w:val="22"/>
         </w:rPr>
       </w:pPr>
-      <w:proofErr w:type="spellStart"/>
       <w:r>
         <w:rPr>
           <w:rFonts w:hint="eastAsia"/>
@@ -1494,18 +1334,8 @@
           <w:sz w:val="22"/>
         </w:rPr>
         <w:lastRenderedPageBreak/>
-        <w:t>데코레이터들인</w:t>
-      </w:r>
-      <w:proofErr w:type="spellEnd"/>
-      <w:r>
-        <w:rPr>
-          <w:rFonts w:hint="eastAsia"/>
-          <w:b/>
-          <w:sz w:val="22"/>
-        </w:rPr>
-        <w:t xml:space="preserve"> Inverter와 Succeeder 둘 다 </w:t>
-      </w:r>
-      <w:proofErr w:type="spellStart"/>
+        <w:t xml:space="preserve">데코레이터들인 Inverter와 Succeeder 둘 다 </w:t>
+      </w:r>
       <w:proofErr w:type="gramStart"/>
       <w:r>
         <w:rPr>
@@ -1513,16 +1343,7 @@
           <w:b/>
           <w:sz w:val="22"/>
         </w:rPr>
-        <w:t>BTBuilder</w:t>
-      </w:r>
-      <w:proofErr w:type="spellEnd"/>
-      <w:r>
-        <w:rPr>
-          <w:rFonts w:hint="eastAsia"/>
-          <w:b/>
-          <w:sz w:val="22"/>
-        </w:rPr>
-        <w:t>::</w:t>
+        <w:t>BTBuilder::</w:t>
       </w:r>
       <w:proofErr w:type="gramEnd"/>
       <w:r>
@@ -1548,59 +1369,13 @@
           <w:sz w:val="22"/>
         </w:rPr>
       </w:pPr>
-      <w:proofErr w:type="spellStart"/>
-      <w:r>
-        <w:rPr>
-          <w:rFonts w:hint="eastAsia"/>
-          <w:b/>
-          <w:sz w:val="22"/>
-        </w:rPr>
-        <w:t>NodeStatus</w:t>
-      </w:r>
-      <w:proofErr w:type="spellEnd"/>
-      <w:r>
-        <w:rPr>
-          <w:rFonts w:hint="eastAsia"/>
-          <w:b/>
-          <w:sz w:val="22"/>
-        </w:rPr>
-        <w:t xml:space="preserve"> 3가지를 만들어서 {성공, 실패, </w:t>
-      </w:r>
-      <w:proofErr w:type="spellStart"/>
-      <w:r>
-        <w:rPr>
-          <w:rFonts w:hint="eastAsia"/>
-          <w:b/>
-          <w:sz w:val="22"/>
-        </w:rPr>
-        <w:t>실행중</w:t>
-      </w:r>
-      <w:proofErr w:type="spellEnd"/>
-      <w:r>
-        <w:rPr>
-          <w:rFonts w:hint="eastAsia"/>
-          <w:b/>
-          <w:sz w:val="22"/>
-        </w:rPr>
-        <w:t xml:space="preserve">} 3가지중 하나를 </w:t>
-      </w:r>
-      <w:proofErr w:type="spellStart"/>
-      <w:r>
-        <w:rPr>
-          <w:rFonts w:hint="eastAsia"/>
-          <w:b/>
-          <w:sz w:val="22"/>
-        </w:rPr>
-        <w:t>리턴하도록</w:t>
-      </w:r>
-      <w:proofErr w:type="spellEnd"/>
-      <w:r>
-        <w:rPr>
-          <w:rFonts w:hint="eastAsia"/>
-          <w:b/>
-          <w:sz w:val="22"/>
-        </w:rPr>
-        <w:t xml:space="preserve"> 설계</w:t>
+      <w:r>
+        <w:rPr>
+          <w:rFonts w:hint="eastAsia"/>
+          <w:b/>
+          <w:sz w:val="22"/>
+        </w:rPr>
+        <w:t>NodeStatus 3가지를 만들어서 {성공, 실패, 실행중} 3가지중 하나를 리턴하도록 설계</w:t>
       </w:r>
     </w:p>
     <w:p>
@@ -1646,43 +1421,7 @@
           <w:b/>
           <w:sz w:val="22"/>
         </w:rPr>
-        <w:t xml:space="preserve">각 노드는 데이터 공유를 위한 </w:t>
-      </w:r>
-      <w:proofErr w:type="spellStart"/>
-      <w:r>
-        <w:rPr>
-          <w:rFonts w:hint="eastAsia"/>
-          <w:b/>
-          <w:sz w:val="22"/>
-        </w:rPr>
-        <w:t>blackBoard</w:t>
-      </w:r>
-      <w:proofErr w:type="spellEnd"/>
-      <w:r>
-        <w:rPr>
-          <w:rFonts w:hint="eastAsia"/>
-          <w:b/>
-          <w:sz w:val="22"/>
-        </w:rPr>
-        <w:t xml:space="preserve">라는 </w:t>
-      </w:r>
-      <w:proofErr w:type="spellStart"/>
-      <w:r>
-        <w:rPr>
-          <w:rFonts w:hint="eastAsia"/>
-          <w:b/>
-          <w:sz w:val="22"/>
-        </w:rPr>
-        <w:t>shared_ptr</w:t>
-      </w:r>
-      <w:proofErr w:type="spellEnd"/>
-      <w:r>
-        <w:rPr>
-          <w:rFonts w:hint="eastAsia"/>
-          <w:b/>
-          <w:sz w:val="22"/>
-        </w:rPr>
-        <w:t>존재</w:t>
+        <w:t>각 노드는 데이터 공유를 위한 blackBoard라는 shared_ptr존재</w:t>
       </w:r>
     </w:p>
     <w:p>
@@ -1738,25 +1477,7 @@
           <w:b/>
           <w:sz w:val="22"/>
         </w:rPr>
-        <w:t xml:space="preserve">들인 Selector와 Sequence는 자식을 가지는 중간 노드이며 각각 or과 and를 실행 노드의 실행 순서는 실제 BT 사용법에서 보이는 것과 마찬가지로 먼저 </w:t>
-      </w:r>
-      <w:proofErr w:type="spellStart"/>
-      <w:r>
-        <w:rPr>
-          <w:rFonts w:hint="eastAsia"/>
-          <w:b/>
-          <w:sz w:val="22"/>
-        </w:rPr>
-        <w:t>등록한게</w:t>
-      </w:r>
-      <w:proofErr w:type="spellEnd"/>
-      <w:r>
-        <w:rPr>
-          <w:rFonts w:hint="eastAsia"/>
-          <w:b/>
-          <w:sz w:val="22"/>
-        </w:rPr>
-        <w:t xml:space="preserve"> 먼저 실행됨</w:t>
+        <w:t>들인 Selector와 Sequence는 자식을 가지는 중간 노드이며 각각 or과 and를 실행 노드의 실행 순서는 실제 BT 사용법에서 보이는 것과 마찬가지로 먼저 등록한게 먼저 실행됨</w:t>
       </w:r>
     </w:p>
     <w:p>
@@ -1797,36 +1518,8 @@
           <w:b/>
           <w:sz w:val="22"/>
         </w:rPr>
-        <w:t xml:space="preserve"> 리프 노드들임 Action 구현체들은 은 Tick을 </w:t>
-      </w:r>
-      <w:proofErr w:type="spellStart"/>
-      <w:r>
-        <w:rPr>
-          <w:rFonts w:hint="eastAsia"/>
-          <w:b/>
-          <w:sz w:val="22"/>
-        </w:rPr>
-        <w:t>구현해야하고</w:t>
-      </w:r>
-      <w:proofErr w:type="spellEnd"/>
-      <w:r>
-        <w:rPr>
-          <w:rFonts w:hint="eastAsia"/>
-          <w:b/>
-          <w:sz w:val="22"/>
-        </w:rPr>
-        <w:t xml:space="preserve"> Condition은 check함수를 </w:t>
-      </w:r>
-      <w:proofErr w:type="spellStart"/>
-      <w:r>
-        <w:rPr>
-          <w:rFonts w:hint="eastAsia"/>
-          <w:b/>
-          <w:sz w:val="22"/>
-        </w:rPr>
-        <w:t>구현해야함</w:t>
-      </w:r>
-      <w:proofErr w:type="spellEnd"/>
+        <w:t xml:space="preserve"> 리프 노드들임 Action 구현체들은 은 Tick을 구현해야하고 Condition은 check함수를 구현해야함</w:t>
+      </w:r>
     </w:p>
     <w:p>
       <w:pPr>
@@ -1842,41 +1535,13 @@
           <w:sz w:val="22"/>
         </w:rPr>
       </w:pPr>
-      <w:proofErr w:type="spellStart"/>
-      <w:r>
-        <w:rPr>
-          <w:rFonts w:hint="eastAsia"/>
-          <w:b/>
-          <w:sz w:val="22"/>
-        </w:rPr>
-        <w:t>BTBuilder</w:t>
-      </w:r>
-      <w:proofErr w:type="spellEnd"/>
-      <w:r>
-        <w:rPr>
-          <w:rFonts w:hint="eastAsia"/>
-          <w:b/>
-          <w:sz w:val="22"/>
-        </w:rPr>
-        <w:t xml:space="preserve">는 BT 생성을 쉽게 하기 위해서 만든 </w:t>
-      </w:r>
-      <w:proofErr w:type="spellStart"/>
-      <w:r>
-        <w:rPr>
-          <w:rFonts w:hint="eastAsia"/>
-          <w:b/>
-          <w:sz w:val="22"/>
-        </w:rPr>
-        <w:t>빌더</w:t>
-      </w:r>
-      <w:proofErr w:type="spellEnd"/>
-      <w:r>
-        <w:rPr>
-          <w:rFonts w:hint="eastAsia"/>
-          <w:b/>
-          <w:sz w:val="22"/>
-        </w:rPr>
-        <w:t xml:space="preserve"> 패턴 구현체임 </w:t>
+      <w:r>
+        <w:rPr>
+          <w:rFonts w:hint="eastAsia"/>
+          <w:b/>
+          <w:sz w:val="22"/>
+        </w:rPr>
+        <w:t xml:space="preserve">BTBuilder는 BT 생성을 쉽게 하기 위해서 만든 빌더 패턴 구현체임 </w:t>
       </w:r>
       <w:r>
         <w:rPr>
@@ -1907,6 +1572,7 @@
       <w:r>
         <w:rPr>
           <w:b/>
+          <w:noProof/>
           <w:sz w:val="22"/>
         </w:rPr>
         <w:drawing>
@@ -1982,25 +1648,7 @@
           <w:b/>
           <w:sz w:val="22"/>
         </w:rPr>
-        <w:t xml:space="preserve"> </w:t>
-      </w:r>
-      <w:proofErr w:type="spellStart"/>
-      <w:r>
-        <w:rPr>
-          <w:rFonts w:hint="eastAsia"/>
-          <w:b/>
-          <w:sz w:val="22"/>
-        </w:rPr>
-        <w:t>npc</w:t>
-      </w:r>
-      <w:proofErr w:type="spellEnd"/>
-      <w:r>
-        <w:rPr>
-          <w:rFonts w:hint="eastAsia"/>
-          <w:b/>
-          <w:sz w:val="22"/>
-        </w:rPr>
-        <w:t>의 랜덤 위치 찾는 Action노드</w:t>
+        <w:t xml:space="preserve"> npc의 랜덤 위치 찾는 Action노드</w:t>
       </w:r>
     </w:p>
     <w:p>
@@ -2046,43 +1694,7 @@
           <w:b/>
           <w:sz w:val="22"/>
         </w:rPr>
-        <w:t xml:space="preserve"> 3kb 정도 뭉쳐서 </w:t>
-      </w:r>
-      <w:proofErr w:type="spellStart"/>
-      <w:r>
-        <w:rPr>
-          <w:rFonts w:hint="eastAsia"/>
-          <w:b/>
-          <w:sz w:val="22"/>
-        </w:rPr>
-        <w:t>보내니깐</w:t>
-      </w:r>
-      <w:proofErr w:type="spellEnd"/>
-      <w:r>
-        <w:rPr>
-          <w:rFonts w:hint="eastAsia"/>
-          <w:b/>
-          <w:sz w:val="22"/>
-        </w:rPr>
-        <w:t xml:space="preserve"> 클라이언트 </w:t>
-      </w:r>
-      <w:proofErr w:type="spellStart"/>
-      <w:r>
-        <w:rPr>
-          <w:rFonts w:hint="eastAsia"/>
-          <w:b/>
-          <w:sz w:val="22"/>
-        </w:rPr>
-        <w:t>메인루프의</w:t>
-      </w:r>
-      <w:proofErr w:type="spellEnd"/>
-      <w:r>
-        <w:rPr>
-          <w:rFonts w:hint="eastAsia"/>
-          <w:b/>
-          <w:sz w:val="22"/>
-        </w:rPr>
-        <w:t xml:space="preserve"> 네트워크 처리 루프가 길어져서 GPU기다리는 시간이 길어져서 D3D에러 발생 -&gt; 랜덤 딜레이 설정으로 해결</w:t>
+        <w:t xml:space="preserve"> 3kb 정도 뭉쳐서 보내니깐 클라이언트 메인루프의 네트워크 처리 루프가 길어져서 GPU기다리는 시간이 길어져서 D3D에러 발생 -&gt; 랜덤 딜레이 설정으로 해결</w:t>
       </w:r>
     </w:p>
     <w:p>
@@ -2098,7 +1710,6 @@
       <w:pPr>
         <w:jc w:val="left"/>
         <w:rPr>
-          <w:rFonts w:hint="eastAsia"/>
           <w:b/>
           <w:sz w:val="22"/>
         </w:rPr>
@@ -2132,99 +1743,227 @@
         <w:ind w:leftChars="0"/>
         <w:jc w:val="left"/>
         <w:rPr>
-          <w:rFonts w:hint="eastAsia"/>
-          <w:b/>
-          <w:sz w:val="22"/>
-        </w:rPr>
-      </w:pPr>
-      <w:r>
-        <w:rPr>
-          <w:rFonts w:hint="eastAsia"/>
-          <w:b/>
-          <w:sz w:val="22"/>
-        </w:rPr>
-        <w:t xml:space="preserve">플레이어 주변 9개 셀 (50*50짜리)에 있는 NPC의 정보만 업데이트 하고 시야에 </w:t>
-      </w:r>
-      <w:proofErr w:type="spellStart"/>
-      <w:r>
-        <w:rPr>
-          <w:rFonts w:hint="eastAsia"/>
-          <w:b/>
-          <w:sz w:val="22"/>
-        </w:rPr>
-        <w:t>안들어오는</w:t>
-      </w:r>
-      <w:proofErr w:type="spellEnd"/>
-      <w:r>
-        <w:rPr>
-          <w:rFonts w:hint="eastAsia"/>
-          <w:b/>
-          <w:sz w:val="22"/>
-        </w:rPr>
-        <w:t xml:space="preserve"> </w:t>
-      </w:r>
-      <w:proofErr w:type="spellStart"/>
-      <w:r>
-        <w:rPr>
-          <w:rFonts w:hint="eastAsia"/>
-          <w:b/>
-          <w:sz w:val="22"/>
-        </w:rPr>
-        <w:t>npc</w:t>
-      </w:r>
-      <w:proofErr w:type="spellEnd"/>
-      <w:r>
-        <w:rPr>
-          <w:rFonts w:hint="eastAsia"/>
-          <w:b/>
-          <w:sz w:val="22"/>
-        </w:rPr>
-        <w:t xml:space="preserve">는 </w:t>
-      </w:r>
-      <w:proofErr w:type="spellStart"/>
-      <w:r>
-        <w:rPr>
-          <w:rFonts w:hint="eastAsia"/>
-          <w:b/>
-          <w:sz w:val="22"/>
-        </w:rPr>
-        <w:t>despawn</w:t>
-      </w:r>
-      <w:proofErr w:type="spellEnd"/>
-      <w:r>
-        <w:rPr>
-          <w:rFonts w:hint="eastAsia"/>
-          <w:b/>
-          <w:sz w:val="22"/>
-        </w:rPr>
-        <w:t xml:space="preserve"> 패킷으로 클라이언트에서 삭제</w:t>
-      </w:r>
-      <w:r>
-        <w:rPr>
-          <w:rFonts w:hint="eastAsia"/>
-          <w:b/>
-          <w:sz w:val="22"/>
-        </w:rPr>
-        <w:t xml:space="preserve">하고 브로드 캐스팅 함수 -&gt; </w:t>
-      </w:r>
-      <w:proofErr w:type="spellStart"/>
-      <w:r>
-        <w:rPr>
-          <w:rFonts w:hint="eastAsia"/>
-          <w:b/>
-          <w:sz w:val="22"/>
-        </w:rPr>
-        <w:t>BroadCastNearBy</w:t>
-      </w:r>
-      <w:proofErr w:type="spellEnd"/>
-      <w:r>
-        <w:rPr>
-          <w:rFonts w:hint="eastAsia"/>
-          <w:b/>
-          <w:sz w:val="22"/>
-        </w:rPr>
-        <w:t>로 바꿈</w:t>
-      </w:r>
+          <w:b/>
+          <w:sz w:val="22"/>
+        </w:rPr>
+      </w:pPr>
+      <w:r>
+        <w:rPr>
+          <w:rFonts w:hint="eastAsia"/>
+          <w:b/>
+          <w:sz w:val="22"/>
+        </w:rPr>
+        <w:t>플레이어 주변 9개 셀 (50*50짜리)에 있는 NPC의 정보만 업데이트 하고 시야에 안들어오는 npc는 despawn 패킷으로 클라이언트에서 삭제</w:t>
+      </w:r>
+      <w:r>
+        <w:rPr>
+          <w:rFonts w:hint="eastAsia"/>
+          <w:b/>
+          <w:sz w:val="22"/>
+        </w:rPr>
+        <w:t>하고 브로드 캐스팅 함수 -&gt; BroadCastNearBy로 바꿈</w:t>
+      </w:r>
+    </w:p>
+    <w:p>
+      <w:pPr>
+        <w:jc w:val="left"/>
+        <w:rPr>
+          <w:b/>
+          <w:sz w:val="22"/>
+        </w:rPr>
+      </w:pPr>
+    </w:p>
+    <w:p>
+      <w:pPr>
+        <w:jc w:val="left"/>
+        <w:rPr>
+          <w:b/>
+          <w:sz w:val="22"/>
+        </w:rPr>
+      </w:pPr>
+    </w:p>
+    <w:p>
+      <w:pPr>
+        <w:jc w:val="left"/>
+        <w:rPr>
+          <w:b/>
+          <w:sz w:val="22"/>
+        </w:rPr>
+      </w:pPr>
+      <w:r>
+        <w:rPr>
+          <w:rFonts w:hint="eastAsia"/>
+          <w:b/>
+          <w:sz w:val="22"/>
+        </w:rPr>
+        <w:t xml:space="preserve">지형 텍스쳐를 normal, base color만 있던 텍스쳐에서 </w:t>
+      </w:r>
+    </w:p>
+    <w:p>
+      <w:pPr>
+        <w:jc w:val="left"/>
+        <w:rPr>
+          <w:b/>
+          <w:sz w:val="22"/>
+        </w:rPr>
+      </w:pPr>
+      <w:r>
+        <w:rPr>
+          <w:b/>
+          <w:sz w:val="22"/>
+        </w:rPr>
+        <w:t>O</w:t>
+      </w:r>
+      <w:r>
+        <w:rPr>
+          <w:rFonts w:hint="eastAsia"/>
+          <w:b/>
+          <w:sz w:val="22"/>
+        </w:rPr>
+        <w:t>rm, diffuse, normal, specular가 있는 텍스쳐로 변경하였습니다.</w:t>
+      </w:r>
+    </w:p>
+    <w:p>
+      <w:pPr>
+        <w:jc w:val="left"/>
+        <w:rPr>
+          <w:rFonts w:hint="eastAsia"/>
+          <w:b/>
+          <w:sz w:val="22"/>
+        </w:rPr>
+      </w:pPr>
+      <w:r>
+        <w:rPr>
+          <w:rFonts w:hint="eastAsia"/>
+          <w:b/>
+          <w:sz w:val="22"/>
+        </w:rPr>
+        <w:t>-&gt; 해당 텍스쳐 매핑은 gltf 텍스쳐를 읽는 방식으로 사용중입니다.</w:t>
+      </w:r>
+    </w:p>
+    <w:p>
+      <w:pPr>
+        <w:jc w:val="left"/>
+        <w:rPr>
+          <w:rFonts w:hint="eastAsia"/>
+          <w:b/>
+          <w:sz w:val="22"/>
+        </w:rPr>
+      </w:pPr>
+      <w:r>
+        <w:rPr>
+          <w:b/>
+          <w:sz w:val="22"/>
+        </w:rPr>
+        <w:drawing>
+          <wp:inline distT="0" distB="0" distL="0" distR="0" wp14:anchorId="58738EAF" wp14:editId="7C68B9E1">
+            <wp:extent cx="5077534" cy="2219635"/>
+            <wp:effectExtent l="0" t="0" r="8890" b="9525"/>
+            <wp:docPr id="207514055" name="그림 1" descr="스크린샷, 텍스트, 직사각형, 다채로움이(가) 표시된 사진&#10;&#10;AI 생성 콘텐츠는 정확하지 않을 수 있습니다."/>
+            <wp:cNvGraphicFramePr>
+              <a:graphicFrameLocks xmlns:a="http://schemas.openxmlformats.org/drawingml/2006/main" noChangeAspect="1"/>
+            </wp:cNvGraphicFramePr>
+            <a:graphic xmlns:a="http://schemas.openxmlformats.org/drawingml/2006/main">
+              <a:graphicData uri="http://schemas.openxmlformats.org/drawingml/2006/picture">
+                <pic:pic xmlns:pic="http://schemas.openxmlformats.org/drawingml/2006/picture">
+                  <pic:nvPicPr>
+                    <pic:cNvPr id="207514055" name="그림 1" descr="스크린샷, 텍스트, 직사각형, 다채로움이(가) 표시된 사진&#10;&#10;AI 생성 콘텐츠는 정확하지 않을 수 있습니다."/>
+                    <pic:cNvPicPr/>
+                  </pic:nvPicPr>
+                  <pic:blipFill>
+                    <a:blip r:embed="rId22"/>
+                    <a:stretch>
+                      <a:fillRect/>
+                    </a:stretch>
+                  </pic:blipFill>
+                  <pic:spPr>
+                    <a:xfrm>
+                      <a:off x="0" y="0"/>
+                      <a:ext cx="5077534" cy="2219635"/>
+                    </a:xfrm>
+                    <a:prstGeom prst="rect">
+                      <a:avLst/>
+                    </a:prstGeom>
+                  </pic:spPr>
+                </pic:pic>
+              </a:graphicData>
+            </a:graphic>
+          </wp:inline>
+        </w:drawing>
+      </w:r>
+    </w:p>
+    <w:p>
+      <w:pPr>
+        <w:jc w:val="left"/>
+        <w:rPr>
+          <w:b/>
+          <w:sz w:val="22"/>
+        </w:rPr>
+      </w:pPr>
+      <w:r>
+        <w:rPr>
+          <w:b/>
+          <w:sz w:val="22"/>
+        </w:rPr>
+        <w:drawing>
+          <wp:inline distT="0" distB="0" distL="0" distR="0" wp14:anchorId="7EB5CC7D" wp14:editId="6D3A5E08">
+            <wp:extent cx="6645910" cy="3543935"/>
+            <wp:effectExtent l="0" t="0" r="2540" b="0"/>
+            <wp:docPr id="1899283984" name="그림 2" descr="스크린샷, 경치, 예술이(가) 표시된 사진&#10;&#10;AI 생성 콘텐츠는 정확하지 않을 수 있습니다."/>
+            <wp:cNvGraphicFramePr>
+              <a:graphicFrameLocks xmlns:a="http://schemas.openxmlformats.org/drawingml/2006/main" noChangeAspect="1"/>
+            </wp:cNvGraphicFramePr>
+            <a:graphic xmlns:a="http://schemas.openxmlformats.org/drawingml/2006/main">
+              <a:graphicData uri="http://schemas.openxmlformats.org/drawingml/2006/picture">
+                <pic:pic xmlns:pic="http://schemas.openxmlformats.org/drawingml/2006/picture">
+                  <pic:nvPicPr>
+                    <pic:cNvPr id="1899283984" name="그림 2" descr="스크린샷, 경치, 예술이(가) 표시된 사진&#10;&#10;AI 생성 콘텐츠는 정확하지 않을 수 있습니다."/>
+                    <pic:cNvPicPr>
+                      <a:picLocks noChangeAspect="1" noChangeArrowheads="1"/>
+                    </pic:cNvPicPr>
+                  </pic:nvPicPr>
+                  <pic:blipFill>
+                    <a:blip r:embed="rId23">
+                      <a:extLst>
+                        <a:ext uri="{28A0092B-C50C-407E-A947-70E740481C1C}">
+                          <a14:useLocalDpi xmlns:a14="http://schemas.microsoft.com/office/drawing/2010/main" val="0"/>
+                        </a:ext>
+                      </a:extLst>
+                    </a:blip>
+                    <a:srcRect/>
+                    <a:stretch>
+                      <a:fillRect/>
+                    </a:stretch>
+                  </pic:blipFill>
+                  <pic:spPr bwMode="auto">
+                    <a:xfrm>
+                      <a:off x="0" y="0"/>
+                      <a:ext cx="6645910" cy="3543935"/>
+                    </a:xfrm>
+                    <a:prstGeom prst="rect">
+                      <a:avLst/>
+                    </a:prstGeom>
+                    <a:noFill/>
+                    <a:ln>
+                      <a:noFill/>
+                    </a:ln>
+                  </pic:spPr>
+                </pic:pic>
+              </a:graphicData>
+            </a:graphic>
+          </wp:inline>
+        </w:drawing>
+      </w:r>
+    </w:p>
+    <w:p>
+      <w:pPr>
+        <w:jc w:val="left"/>
+        <w:rPr>
+          <w:rFonts w:hint="eastAsia"/>
+          <w:b/>
+          <w:sz w:val="22"/>
+        </w:rPr>
+      </w:pPr>
     </w:p>
     <w:tbl>
       <w:tblPr>
@@ -2261,6 +2000,7 @@
                 <w:b/>
                 <w:sz w:val="22"/>
               </w:rPr>
+              <w:lastRenderedPageBreak/>
               <w:t>문제점 정리</w:t>
             </w:r>
           </w:p>

--- a/작업일지/24주차.docx
+++ b/작업일지/24주차.docx
@@ -73,8 +73,17 @@
                 <w:rFonts w:hint="eastAsia"/>
                 <w:szCs w:val="20"/>
               </w:rPr>
-              <w:t>2021180009 박경준</w:t>
+              <w:t xml:space="preserve">2021180009 </w:t>
             </w:r>
+            <w:proofErr w:type="spellStart"/>
+            <w:r>
+              <w:rPr>
+                <w:rFonts w:hint="eastAsia"/>
+                <w:szCs w:val="20"/>
+              </w:rPr>
+              <w:t>박경준</w:t>
+            </w:r>
+            <w:proofErr w:type="spellEnd"/>
             <w:r>
               <w:rPr>
                 <w:szCs w:val="20"/>
@@ -110,6 +119,7 @@
                 <w:sz w:val="22"/>
               </w:rPr>
             </w:pPr>
+            <w:proofErr w:type="spellStart"/>
             <w:r>
               <w:rPr>
                 <w:rFonts w:hint="eastAsia"/>
@@ -118,6 +128,7 @@
               </w:rPr>
               <w:t>팀명</w:t>
             </w:r>
+            <w:proofErr w:type="spellEnd"/>
           </w:p>
         </w:tc>
         <w:tc>
@@ -133,6 +144,7 @@
                 <w:szCs w:val="24"/>
               </w:rPr>
             </w:pPr>
+            <w:proofErr w:type="spellStart"/>
             <w:r>
               <w:rPr>
                 <w:sz w:val="24"/>
@@ -140,6 +152,7 @@
               </w:rPr>
               <w:t>임박박전설의시작</w:t>
             </w:r>
+            <w:proofErr w:type="spellEnd"/>
           </w:p>
         </w:tc>
       </w:tr>
@@ -623,15 +636,34 @@
                 <w:rFonts w:ascii="맑은 고딕" w:eastAsia="맑은 고딕" w:hAnsi="맑은 고딕"/>
                 <w:b/>
                 <w:bCs/>
+                <w:color w:val="538135" w:themeColor="accent6" w:themeShade="BF"/>
+                <w:sz w:val="22"/>
+                <w:u w:val="single"/>
               </w:rPr>
             </w:pPr>
+            <w:proofErr w:type="spellStart"/>
             <w:r>
               <w:rPr>
                 <w:rFonts w:ascii="맑은 고딕" w:eastAsia="맑은 고딕" w:hAnsi="맑은 고딕" w:hint="eastAsia"/>
                 <w:b/>
                 <w:bCs/>
-              </w:rPr>
-              <w:t xml:space="preserve">라이팅 변경 키 (서쪽 하늘 -&gt; 동쪽 </w:t>
+                <w:color w:val="538135" w:themeColor="accent6" w:themeShade="BF"/>
+                <w:sz w:val="22"/>
+                <w:u w:val="single"/>
+              </w:rPr>
+              <w:t>라이팅</w:t>
+            </w:r>
+            <w:proofErr w:type="spellEnd"/>
+            <w:r>
+              <w:rPr>
+                <w:rFonts w:ascii="맑은 고딕" w:eastAsia="맑은 고딕" w:hAnsi="맑은 고딕" w:hint="eastAsia"/>
+                <w:b/>
+                <w:bCs/>
+                <w:color w:val="538135" w:themeColor="accent6" w:themeShade="BF"/>
+                <w:sz w:val="22"/>
+                <w:u w:val="single"/>
+              </w:rPr>
+              <w:t xml:space="preserve"> 변경 키 (서쪽 하늘 -&gt; 동쪽 </w:t>
             </w:r>
             <w:proofErr w:type="gramStart"/>
             <w:r>
@@ -639,6 +671,9 @@
                 <w:rFonts w:ascii="맑은 고딕" w:eastAsia="맑은 고딕" w:hAnsi="맑은 고딕" w:hint="eastAsia"/>
                 <w:b/>
                 <w:bCs/>
+                <w:color w:val="538135" w:themeColor="accent6" w:themeShade="BF"/>
+                <w:sz w:val="22"/>
+                <w:u w:val="single"/>
               </w:rPr>
               <w:t>땅 :</w:t>
             </w:r>
@@ -648,6 +683,9 @@
                 <w:rFonts w:ascii="맑은 고딕" w:eastAsia="맑은 고딕" w:hAnsi="맑은 고딕" w:hint="eastAsia"/>
                 <w:b/>
                 <w:bCs/>
+                <w:color w:val="538135" w:themeColor="accent6" w:themeShade="BF"/>
+                <w:sz w:val="22"/>
+                <w:u w:val="single"/>
               </w:rPr>
               <w:t xml:space="preserve"> </w:t>
             </w:r>
@@ -657,6 +695,9 @@
                 <w:rFonts w:ascii="맑은 고딕" w:eastAsia="맑은 고딕" w:hAnsi="맑은 고딕" w:hint="eastAsia"/>
                 <w:b/>
                 <w:bCs/>
+                <w:color w:val="538135" w:themeColor="accent6" w:themeShade="BF"/>
+                <w:sz w:val="22"/>
+                <w:u w:val="single"/>
               </w:rPr>
               <w:t>J /</w:t>
             </w:r>
@@ -666,6 +707,9 @@
                 <w:rFonts w:ascii="맑은 고딕" w:eastAsia="맑은 고딕" w:hAnsi="맑은 고딕" w:hint="eastAsia"/>
                 <w:b/>
                 <w:bCs/>
+                <w:color w:val="538135" w:themeColor="accent6" w:themeShade="BF"/>
+                <w:sz w:val="22"/>
+                <w:u w:val="single"/>
               </w:rPr>
               <w:t xml:space="preserve"> 동쪽 하늘 -&gt; 서쪽 땅 K)</w:t>
             </w:r>
@@ -675,7 +719,7 @@
               <w:spacing w:after="160"/>
               <w:jc w:val="left"/>
               <w:rPr>
-                <w:rFonts w:ascii="맑은 고딕" w:eastAsia="맑은 고딕" w:hAnsi="맑은 고딕" w:hint="eastAsia"/>
+                <w:rFonts w:ascii="맑은 고딕" w:eastAsia="맑은 고딕" w:hAnsi="맑은 고딕"/>
                 <w:b/>
                 <w:bCs/>
               </w:rPr>
@@ -685,8 +729,35 @@
                 <w:rFonts w:ascii="맑은 고딕" w:eastAsia="맑은 고딕" w:hAnsi="맑은 고딕" w:hint="eastAsia"/>
                 <w:b/>
                 <w:bCs/>
-              </w:rPr>
-              <w:t>지형 텍스쳐 변경</w:t>
+                <w:color w:val="538135" w:themeColor="accent6" w:themeShade="BF"/>
+                <w:sz w:val="22"/>
+                <w:u w:val="single"/>
+              </w:rPr>
+              <w:t xml:space="preserve">지형 </w:t>
+            </w:r>
+            <w:proofErr w:type="spellStart"/>
+            <w:r>
+              <w:rPr>
+                <w:rFonts w:ascii="맑은 고딕" w:eastAsia="맑은 고딕" w:hAnsi="맑은 고딕" w:hint="eastAsia"/>
+                <w:b/>
+                <w:bCs/>
+                <w:color w:val="538135" w:themeColor="accent6" w:themeShade="BF"/>
+                <w:sz w:val="22"/>
+                <w:u w:val="single"/>
+              </w:rPr>
+              <w:t>텍스쳐</w:t>
+            </w:r>
+            <w:proofErr w:type="spellEnd"/>
+            <w:r>
+              <w:rPr>
+                <w:rFonts w:ascii="맑은 고딕" w:eastAsia="맑은 고딕" w:hAnsi="맑은 고딕" w:hint="eastAsia"/>
+                <w:b/>
+                <w:bCs/>
+                <w:color w:val="538135" w:themeColor="accent6" w:themeShade="BF"/>
+                <w:sz w:val="22"/>
+                <w:u w:val="single"/>
+              </w:rPr>
+              <w:t xml:space="preserve"> 변경</w:t>
             </w:r>
           </w:p>
         </w:tc>
@@ -725,13 +796,41 @@
           <w:sz w:val="22"/>
         </w:rPr>
       </w:pPr>
-      <w:r>
-        <w:rPr>
-          <w:rFonts w:hint="eastAsia"/>
-          <w:b/>
-          <w:sz w:val="22"/>
-        </w:rPr>
-        <w:t>공격시 클라이언트 크러쉬 문제</w:t>
+      <w:proofErr w:type="spellStart"/>
+      <w:r>
+        <w:rPr>
+          <w:rFonts w:hint="eastAsia"/>
+          <w:b/>
+          <w:sz w:val="22"/>
+        </w:rPr>
+        <w:t>공격시</w:t>
+      </w:r>
+      <w:proofErr w:type="spellEnd"/>
+      <w:r>
+        <w:rPr>
+          <w:rFonts w:hint="eastAsia"/>
+          <w:b/>
+          <w:sz w:val="22"/>
+        </w:rPr>
+        <w:t xml:space="preserve"> 클라이언트 </w:t>
+      </w:r>
+      <w:proofErr w:type="spellStart"/>
+      <w:r>
+        <w:rPr>
+          <w:rFonts w:hint="eastAsia"/>
+          <w:b/>
+          <w:sz w:val="22"/>
+        </w:rPr>
+        <w:t>크러쉬</w:t>
+      </w:r>
+      <w:proofErr w:type="spellEnd"/>
+      <w:r>
+        <w:rPr>
+          <w:rFonts w:hint="eastAsia"/>
+          <w:b/>
+          <w:sz w:val="22"/>
+        </w:rPr>
+        <w:t xml:space="preserve"> 문제</w:t>
       </w:r>
     </w:p>
     <w:p>
@@ -748,13 +847,41 @@
           <w:sz w:val="22"/>
         </w:rPr>
       </w:pPr>
-      <w:r>
-        <w:rPr>
-          <w:rFonts w:hint="eastAsia"/>
-          <w:b/>
-          <w:sz w:val="22"/>
-        </w:rPr>
-        <w:t xml:space="preserve">otherPlayer에서 공격 애니메이션 바인딩이 안되어 있어서 널포인터 접근 에러 </w:t>
+      <w:proofErr w:type="spellStart"/>
+      <w:r>
+        <w:rPr>
+          <w:rFonts w:hint="eastAsia"/>
+          <w:b/>
+          <w:sz w:val="22"/>
+        </w:rPr>
+        <w:t>otherPlayer</w:t>
+      </w:r>
+      <w:proofErr w:type="spellEnd"/>
+      <w:r>
+        <w:rPr>
+          <w:rFonts w:hint="eastAsia"/>
+          <w:b/>
+          <w:sz w:val="22"/>
+        </w:rPr>
+        <w:t xml:space="preserve">에서 공격 애니메이션 바인딩이 안되어 있어서 </w:t>
+      </w:r>
+      <w:proofErr w:type="spellStart"/>
+      <w:r>
+        <w:rPr>
+          <w:rFonts w:hint="eastAsia"/>
+          <w:b/>
+          <w:sz w:val="22"/>
+        </w:rPr>
+        <w:t>널포인터</w:t>
+      </w:r>
+      <w:proofErr w:type="spellEnd"/>
+      <w:r>
+        <w:rPr>
+          <w:rFonts w:hint="eastAsia"/>
+          <w:b/>
+          <w:sz w:val="22"/>
+        </w:rPr>
+        <w:t xml:space="preserve"> 접근 에러 </w:t>
       </w:r>
     </w:p>
     <w:p>
@@ -813,7 +940,61 @@
           <w:b/>
           <w:sz w:val="22"/>
         </w:rPr>
-        <w:t xml:space="preserve"> 메인 플레이어의 공격 애니메이션과 otherPlayer의 애니메이션이 동기화 됨 -&gt; 같은 GLTF 클립을 사용해서 한쪽에서 가중치를 바꾸면서 애니메이션이 플레이 되는 것으로 보임 -&gt; 현재 해결법은 메쉬를 각각 로딩하던지 클립을 따로 빼던지 해야함 재사용 하려면 조금 수정이 필요 할 듯</w:t>
+        <w:t xml:space="preserve"> 메인 플레이어의 공격 애니메이션과 </w:t>
+      </w:r>
+      <w:proofErr w:type="spellStart"/>
+      <w:r>
+        <w:rPr>
+          <w:rFonts w:hint="eastAsia"/>
+          <w:b/>
+          <w:sz w:val="22"/>
+        </w:rPr>
+        <w:t>otherPlayer</w:t>
+      </w:r>
+      <w:proofErr w:type="spellEnd"/>
+      <w:r>
+        <w:rPr>
+          <w:rFonts w:hint="eastAsia"/>
+          <w:b/>
+          <w:sz w:val="22"/>
+        </w:rPr>
+        <w:t xml:space="preserve">의 애니메이션이 동기화 됨 -&gt; 같은 GLTF 클립을 사용해서 한쪽에서 가중치를 바꾸면서 애니메이션이 플레이 되는 것으로 보임 -&gt; 현재 해결법은 </w:t>
+      </w:r>
+      <w:proofErr w:type="spellStart"/>
+      <w:r>
+        <w:rPr>
+          <w:rFonts w:hint="eastAsia"/>
+          <w:b/>
+          <w:sz w:val="22"/>
+        </w:rPr>
+        <w:t>메쉬를</w:t>
+      </w:r>
+      <w:proofErr w:type="spellEnd"/>
+      <w:r>
+        <w:rPr>
+          <w:rFonts w:hint="eastAsia"/>
+          <w:b/>
+          <w:sz w:val="22"/>
+        </w:rPr>
+        <w:t xml:space="preserve"> 각각 </w:t>
+      </w:r>
+      <w:proofErr w:type="spellStart"/>
+      <w:r>
+        <w:rPr>
+          <w:rFonts w:hint="eastAsia"/>
+          <w:b/>
+          <w:sz w:val="22"/>
+        </w:rPr>
+        <w:t>로딩하던지</w:t>
+      </w:r>
+      <w:proofErr w:type="spellEnd"/>
+      <w:r>
+        <w:rPr>
+          <w:rFonts w:hint="eastAsia"/>
+          <w:b/>
+          <w:sz w:val="22"/>
+        </w:rPr>
+        <w:t xml:space="preserve"> 클립을 따로 빼던지 해야함 재사용 하려면 조금 수정이 필요 할 듯</w:t>
       </w:r>
     </w:p>
     <w:p>
@@ -871,7 +1052,43 @@
           <w:b/>
           <w:sz w:val="22"/>
         </w:rPr>
-        <w:t xml:space="preserve">NPC안에 AI, Physics, Transform 기능이 다 들어가야되서 관리가 힘듦 -&gt; gameObject </w:t>
+        <w:t xml:space="preserve">NPC안에 AI, Physics, Transform 기능이 다 </w:t>
+      </w:r>
+      <w:proofErr w:type="spellStart"/>
+      <w:r>
+        <w:rPr>
+          <w:rFonts w:hint="eastAsia"/>
+          <w:b/>
+          <w:sz w:val="22"/>
+        </w:rPr>
+        <w:t>들어가야되서</w:t>
+      </w:r>
+      <w:proofErr w:type="spellEnd"/>
+      <w:r>
+        <w:rPr>
+          <w:rFonts w:hint="eastAsia"/>
+          <w:b/>
+          <w:sz w:val="22"/>
+        </w:rPr>
+        <w:t xml:space="preserve"> 관리가 힘듦 -&gt; </w:t>
+      </w:r>
+      <w:proofErr w:type="spellStart"/>
+      <w:r>
+        <w:rPr>
+          <w:rFonts w:hint="eastAsia"/>
+          <w:b/>
+          <w:sz w:val="22"/>
+        </w:rPr>
+        <w:t>gameObject</w:t>
+      </w:r>
+      <w:proofErr w:type="spellEnd"/>
+      <w:r>
+        <w:rPr>
+          <w:rFonts w:hint="eastAsia"/>
+          <w:b/>
+          <w:sz w:val="22"/>
+        </w:rPr>
+        <w:t xml:space="preserve"> </w:t>
       </w:r>
       <w:r>
         <w:rPr>
@@ -981,7 +1198,25 @@
           <w:b/>
           <w:sz w:val="22"/>
         </w:rPr>
-        <w:t>캡슐 콜리전을 설정하여 굴러 다니는 시뮬레이션까지 테스트 완료</w:t>
+        <w:t xml:space="preserve">캡슐 </w:t>
+      </w:r>
+      <w:proofErr w:type="spellStart"/>
+      <w:r>
+        <w:rPr>
+          <w:rFonts w:hint="eastAsia"/>
+          <w:b/>
+          <w:sz w:val="22"/>
+        </w:rPr>
+        <w:t>콜리전을</w:t>
+      </w:r>
+      <w:proofErr w:type="spellEnd"/>
+      <w:r>
+        <w:rPr>
+          <w:rFonts w:hint="eastAsia"/>
+          <w:b/>
+          <w:sz w:val="22"/>
+        </w:rPr>
+        <w:t xml:space="preserve"> 설정하여 굴러 다니는 시뮬레이션까지 테스트 완료</w:t>
       </w:r>
     </w:p>
     <w:p>
@@ -1004,7 +1239,25 @@
           <w:b/>
           <w:sz w:val="22"/>
         </w:rPr>
-        <w:t>그러나 100개 방의 100개 NPC 강체를 적용하니깐 CPU 점유율 폭발 -&gt; 문제는 NPC끼리 충돌 시뮬레이션 때문에 느려짐 -&gt; NPC 레이어 설정해서 NPC끼리는 서로 충돌 건너뛰게 설정해서 해결</w:t>
+        <w:t xml:space="preserve">그러나 100개 방의 100개 NPC 강체를 </w:t>
+      </w:r>
+      <w:proofErr w:type="spellStart"/>
+      <w:r>
+        <w:rPr>
+          <w:rFonts w:hint="eastAsia"/>
+          <w:b/>
+          <w:sz w:val="22"/>
+        </w:rPr>
+        <w:t>적용하니깐</w:t>
+      </w:r>
+      <w:proofErr w:type="spellEnd"/>
+      <w:r>
+        <w:rPr>
+          <w:rFonts w:hint="eastAsia"/>
+          <w:b/>
+          <w:sz w:val="22"/>
+        </w:rPr>
+        <w:t xml:space="preserve"> CPU 점유율 폭발 -&gt; 문제는 NPC끼리 충돌 시뮬레이션 때문에 느려짐 -&gt; NPC 레이어 설정해서 NPC끼리는 서로 충돌 건너뛰게 설정해서 해결</w:t>
       </w:r>
     </w:p>
     <w:p>
@@ -1286,13 +1539,41 @@
           <w:sz w:val="22"/>
         </w:rPr>
       </w:pPr>
-      <w:r>
-        <w:rPr>
-          <w:rFonts w:hint="eastAsia"/>
-          <w:b/>
-          <w:sz w:val="22"/>
-        </w:rPr>
-        <w:t xml:space="preserve">BlackBoard에 string과 any_type으로 필요한 정보를 </w:t>
+      <w:proofErr w:type="spellStart"/>
+      <w:r>
+        <w:rPr>
+          <w:rFonts w:hint="eastAsia"/>
+          <w:b/>
+          <w:sz w:val="22"/>
+        </w:rPr>
+        <w:t>BlackBoard</w:t>
+      </w:r>
+      <w:proofErr w:type="spellEnd"/>
+      <w:r>
+        <w:rPr>
+          <w:rFonts w:hint="eastAsia"/>
+          <w:b/>
+          <w:sz w:val="22"/>
+        </w:rPr>
+        <w:t xml:space="preserve">에 string과 </w:t>
+      </w:r>
+      <w:proofErr w:type="spellStart"/>
+      <w:r>
+        <w:rPr>
+          <w:rFonts w:hint="eastAsia"/>
+          <w:b/>
+          <w:sz w:val="22"/>
+        </w:rPr>
+        <w:t>any_type</w:t>
+      </w:r>
+      <w:proofErr w:type="spellEnd"/>
+      <w:r>
+        <w:rPr>
+          <w:rFonts w:hint="eastAsia"/>
+          <w:b/>
+          <w:sz w:val="22"/>
+        </w:rPr>
+        <w:t xml:space="preserve">으로 필요한 정보를 </w:t>
       </w:r>
       <w:proofErr w:type="gramStart"/>
       <w:r>
@@ -1327,6 +1608,7 @@
           <w:sz w:val="22"/>
         </w:rPr>
       </w:pPr>
+      <w:proofErr w:type="spellStart"/>
       <w:r>
         <w:rPr>
           <w:rFonts w:hint="eastAsia"/>
@@ -1334,8 +1616,18 @@
           <w:sz w:val="22"/>
         </w:rPr>
         <w:lastRenderedPageBreak/>
-        <w:t xml:space="preserve">데코레이터들인 Inverter와 Succeeder 둘 다 </w:t>
-      </w:r>
+        <w:t>데코레이터들인</w:t>
+      </w:r>
+      <w:proofErr w:type="spellEnd"/>
+      <w:r>
+        <w:rPr>
+          <w:rFonts w:hint="eastAsia"/>
+          <w:b/>
+          <w:sz w:val="22"/>
+        </w:rPr>
+        <w:t xml:space="preserve"> Inverter와 Succeeder 둘 다 </w:t>
+      </w:r>
+      <w:proofErr w:type="spellStart"/>
       <w:proofErr w:type="gramStart"/>
       <w:r>
         <w:rPr>
@@ -1343,7 +1635,16 @@
           <w:b/>
           <w:sz w:val="22"/>
         </w:rPr>
-        <w:t>BTBuilder::</w:t>
+        <w:t>BTBuilder</w:t>
+      </w:r>
+      <w:proofErr w:type="spellEnd"/>
+      <w:r>
+        <w:rPr>
+          <w:rFonts w:hint="eastAsia"/>
+          <w:b/>
+          <w:sz w:val="22"/>
+        </w:rPr>
+        <w:t>::</w:t>
       </w:r>
       <w:proofErr w:type="gramEnd"/>
       <w:r>
@@ -1369,13 +1670,59 @@
           <w:sz w:val="22"/>
         </w:rPr>
       </w:pPr>
-      <w:r>
-        <w:rPr>
-          <w:rFonts w:hint="eastAsia"/>
-          <w:b/>
-          <w:sz w:val="22"/>
-        </w:rPr>
-        <w:t>NodeStatus 3가지를 만들어서 {성공, 실패, 실행중} 3가지중 하나를 리턴하도록 설계</w:t>
+      <w:proofErr w:type="spellStart"/>
+      <w:r>
+        <w:rPr>
+          <w:rFonts w:hint="eastAsia"/>
+          <w:b/>
+          <w:sz w:val="22"/>
+        </w:rPr>
+        <w:t>NodeStatus</w:t>
+      </w:r>
+      <w:proofErr w:type="spellEnd"/>
+      <w:r>
+        <w:rPr>
+          <w:rFonts w:hint="eastAsia"/>
+          <w:b/>
+          <w:sz w:val="22"/>
+        </w:rPr>
+        <w:t xml:space="preserve"> 3가지를 만들어서 {성공, 실패, </w:t>
+      </w:r>
+      <w:proofErr w:type="spellStart"/>
+      <w:r>
+        <w:rPr>
+          <w:rFonts w:hint="eastAsia"/>
+          <w:b/>
+          <w:sz w:val="22"/>
+        </w:rPr>
+        <w:t>실행중</w:t>
+      </w:r>
+      <w:proofErr w:type="spellEnd"/>
+      <w:r>
+        <w:rPr>
+          <w:rFonts w:hint="eastAsia"/>
+          <w:b/>
+          <w:sz w:val="22"/>
+        </w:rPr>
+        <w:t xml:space="preserve">} 3가지중 하나를 </w:t>
+      </w:r>
+      <w:proofErr w:type="spellStart"/>
+      <w:r>
+        <w:rPr>
+          <w:rFonts w:hint="eastAsia"/>
+          <w:b/>
+          <w:sz w:val="22"/>
+        </w:rPr>
+        <w:t>리턴하도록</w:t>
+      </w:r>
+      <w:proofErr w:type="spellEnd"/>
+      <w:r>
+        <w:rPr>
+          <w:rFonts w:hint="eastAsia"/>
+          <w:b/>
+          <w:sz w:val="22"/>
+        </w:rPr>
+        <w:t xml:space="preserve"> 설계</w:t>
       </w:r>
     </w:p>
     <w:p>
@@ -1421,7 +1768,43 @@
           <w:b/>
           <w:sz w:val="22"/>
         </w:rPr>
-        <w:t>각 노드는 데이터 공유를 위한 blackBoard라는 shared_ptr존재</w:t>
+        <w:t xml:space="preserve">각 노드는 데이터 공유를 위한 </w:t>
+      </w:r>
+      <w:proofErr w:type="spellStart"/>
+      <w:r>
+        <w:rPr>
+          <w:rFonts w:hint="eastAsia"/>
+          <w:b/>
+          <w:sz w:val="22"/>
+        </w:rPr>
+        <w:t>blackBoard</w:t>
+      </w:r>
+      <w:proofErr w:type="spellEnd"/>
+      <w:r>
+        <w:rPr>
+          <w:rFonts w:hint="eastAsia"/>
+          <w:b/>
+          <w:sz w:val="22"/>
+        </w:rPr>
+        <w:t xml:space="preserve">라는 </w:t>
+      </w:r>
+      <w:proofErr w:type="spellStart"/>
+      <w:r>
+        <w:rPr>
+          <w:rFonts w:hint="eastAsia"/>
+          <w:b/>
+          <w:sz w:val="22"/>
+        </w:rPr>
+        <w:t>shared_ptr</w:t>
+      </w:r>
+      <w:proofErr w:type="spellEnd"/>
+      <w:r>
+        <w:rPr>
+          <w:rFonts w:hint="eastAsia"/>
+          <w:b/>
+          <w:sz w:val="22"/>
+        </w:rPr>
+        <w:t>존재</w:t>
       </w:r>
     </w:p>
     <w:p>
@@ -1477,7 +1860,25 @@
           <w:b/>
           <w:sz w:val="22"/>
         </w:rPr>
-        <w:t>들인 Selector와 Sequence는 자식을 가지는 중간 노드이며 각각 or과 and를 실행 노드의 실행 순서는 실제 BT 사용법에서 보이는 것과 마찬가지로 먼저 등록한게 먼저 실행됨</w:t>
+        <w:t xml:space="preserve">들인 Selector와 Sequence는 자식을 가지는 중간 노드이며 각각 or과 and를 실행 노드의 실행 순서는 실제 BT 사용법에서 보이는 것과 마찬가지로 먼저 </w:t>
+      </w:r>
+      <w:proofErr w:type="spellStart"/>
+      <w:r>
+        <w:rPr>
+          <w:rFonts w:hint="eastAsia"/>
+          <w:b/>
+          <w:sz w:val="22"/>
+        </w:rPr>
+        <w:t>등록한게</w:t>
+      </w:r>
+      <w:proofErr w:type="spellEnd"/>
+      <w:r>
+        <w:rPr>
+          <w:rFonts w:hint="eastAsia"/>
+          <w:b/>
+          <w:sz w:val="22"/>
+        </w:rPr>
+        <w:t xml:space="preserve"> 먼저 실행됨</w:t>
       </w:r>
     </w:p>
     <w:p>
@@ -1518,8 +1919,36 @@
           <w:b/>
           <w:sz w:val="22"/>
         </w:rPr>
-        <w:t xml:space="preserve"> 리프 노드들임 Action 구현체들은 은 Tick을 구현해야하고 Condition은 check함수를 구현해야함</w:t>
-      </w:r>
+        <w:t xml:space="preserve"> 리프 노드들임 Action 구현체들은 은 Tick을 </w:t>
+      </w:r>
+      <w:proofErr w:type="spellStart"/>
+      <w:r>
+        <w:rPr>
+          <w:rFonts w:hint="eastAsia"/>
+          <w:b/>
+          <w:sz w:val="22"/>
+        </w:rPr>
+        <w:t>구현해야하고</w:t>
+      </w:r>
+      <w:proofErr w:type="spellEnd"/>
+      <w:r>
+        <w:rPr>
+          <w:rFonts w:hint="eastAsia"/>
+          <w:b/>
+          <w:sz w:val="22"/>
+        </w:rPr>
+        <w:t xml:space="preserve"> Condition은 check함수를 </w:t>
+      </w:r>
+      <w:proofErr w:type="spellStart"/>
+      <w:r>
+        <w:rPr>
+          <w:rFonts w:hint="eastAsia"/>
+          <w:b/>
+          <w:sz w:val="22"/>
+        </w:rPr>
+        <w:t>구현해야함</w:t>
+      </w:r>
+      <w:proofErr w:type="spellEnd"/>
     </w:p>
     <w:p>
       <w:pPr>
@@ -1535,13 +1964,41 @@
           <w:sz w:val="22"/>
         </w:rPr>
       </w:pPr>
-      <w:r>
-        <w:rPr>
-          <w:rFonts w:hint="eastAsia"/>
-          <w:b/>
-          <w:sz w:val="22"/>
-        </w:rPr>
-        <w:t xml:space="preserve">BTBuilder는 BT 생성을 쉽게 하기 위해서 만든 빌더 패턴 구현체임 </w:t>
+      <w:proofErr w:type="spellStart"/>
+      <w:r>
+        <w:rPr>
+          <w:rFonts w:hint="eastAsia"/>
+          <w:b/>
+          <w:sz w:val="22"/>
+        </w:rPr>
+        <w:t>BTBuilder</w:t>
+      </w:r>
+      <w:proofErr w:type="spellEnd"/>
+      <w:r>
+        <w:rPr>
+          <w:rFonts w:hint="eastAsia"/>
+          <w:b/>
+          <w:sz w:val="22"/>
+        </w:rPr>
+        <w:t xml:space="preserve">는 BT 생성을 쉽게 하기 위해서 만든 </w:t>
+      </w:r>
+      <w:proofErr w:type="spellStart"/>
+      <w:r>
+        <w:rPr>
+          <w:rFonts w:hint="eastAsia"/>
+          <w:b/>
+          <w:sz w:val="22"/>
+        </w:rPr>
+        <w:t>빌더</w:t>
+      </w:r>
+      <w:proofErr w:type="spellEnd"/>
+      <w:r>
+        <w:rPr>
+          <w:rFonts w:hint="eastAsia"/>
+          <w:b/>
+          <w:sz w:val="22"/>
+        </w:rPr>
+        <w:t xml:space="preserve"> 패턴 구현체임 </w:t>
       </w:r>
       <w:r>
         <w:rPr>
@@ -1648,7 +2105,25 @@
           <w:b/>
           <w:sz w:val="22"/>
         </w:rPr>
-        <w:t xml:space="preserve"> npc의 랜덤 위치 찾는 Action노드</w:t>
+        <w:t xml:space="preserve"> </w:t>
+      </w:r>
+      <w:proofErr w:type="spellStart"/>
+      <w:r>
+        <w:rPr>
+          <w:rFonts w:hint="eastAsia"/>
+          <w:b/>
+          <w:sz w:val="22"/>
+        </w:rPr>
+        <w:t>npc</w:t>
+      </w:r>
+      <w:proofErr w:type="spellEnd"/>
+      <w:r>
+        <w:rPr>
+          <w:rFonts w:hint="eastAsia"/>
+          <w:b/>
+          <w:sz w:val="22"/>
+        </w:rPr>
+        <w:t>의 랜덤 위치 찾는 Action노드</w:t>
       </w:r>
     </w:p>
     <w:p>
@@ -1694,7 +2169,43 @@
           <w:b/>
           <w:sz w:val="22"/>
         </w:rPr>
-        <w:t xml:space="preserve"> 3kb 정도 뭉쳐서 보내니깐 클라이언트 메인루프의 네트워크 처리 루프가 길어져서 GPU기다리는 시간이 길어져서 D3D에러 발생 -&gt; 랜덤 딜레이 설정으로 해결</w:t>
+        <w:t xml:space="preserve"> 3kb 정도 뭉쳐서 </w:t>
+      </w:r>
+      <w:proofErr w:type="spellStart"/>
+      <w:r>
+        <w:rPr>
+          <w:rFonts w:hint="eastAsia"/>
+          <w:b/>
+          <w:sz w:val="22"/>
+        </w:rPr>
+        <w:t>보내니깐</w:t>
+      </w:r>
+      <w:proofErr w:type="spellEnd"/>
+      <w:r>
+        <w:rPr>
+          <w:rFonts w:hint="eastAsia"/>
+          <w:b/>
+          <w:sz w:val="22"/>
+        </w:rPr>
+        <w:t xml:space="preserve"> 클라이언트 </w:t>
+      </w:r>
+      <w:proofErr w:type="spellStart"/>
+      <w:r>
+        <w:rPr>
+          <w:rFonts w:hint="eastAsia"/>
+          <w:b/>
+          <w:sz w:val="22"/>
+        </w:rPr>
+        <w:t>메인루프의</w:t>
+      </w:r>
+      <w:proofErr w:type="spellEnd"/>
+      <w:r>
+        <w:rPr>
+          <w:rFonts w:hint="eastAsia"/>
+          <w:b/>
+          <w:sz w:val="22"/>
+        </w:rPr>
+        <w:t xml:space="preserve"> 네트워크 처리 루프가 길어져서 GPU기다리는 시간이 길어져서 D3D에러 발생 -&gt; 랜덤 딜레이 설정으로 해결</w:t>
       </w:r>
     </w:p>
     <w:p>
@@ -1753,15 +2264,87 @@
           <w:b/>
           <w:sz w:val="22"/>
         </w:rPr>
-        <w:t>플레이어 주변 9개 셀 (50*50짜리)에 있는 NPC의 정보만 업데이트 하고 시야에 안들어오는 npc는 despawn 패킷으로 클라이언트에서 삭제</w:t>
-      </w:r>
-      <w:r>
-        <w:rPr>
-          <w:rFonts w:hint="eastAsia"/>
-          <w:b/>
-          <w:sz w:val="22"/>
-        </w:rPr>
-        <w:t>하고 브로드 캐스팅 함수 -&gt; BroadCastNearBy로 바꿈</w:t>
+        <w:t xml:space="preserve">플레이어 주변 9개 셀 (50*50짜리)에 있는 NPC의 정보만 업데이트 하고 시야에 </w:t>
+      </w:r>
+      <w:proofErr w:type="spellStart"/>
+      <w:r>
+        <w:rPr>
+          <w:rFonts w:hint="eastAsia"/>
+          <w:b/>
+          <w:sz w:val="22"/>
+        </w:rPr>
+        <w:t>안들어오는</w:t>
+      </w:r>
+      <w:proofErr w:type="spellEnd"/>
+      <w:r>
+        <w:rPr>
+          <w:rFonts w:hint="eastAsia"/>
+          <w:b/>
+          <w:sz w:val="22"/>
+        </w:rPr>
+        <w:t xml:space="preserve"> </w:t>
+      </w:r>
+      <w:proofErr w:type="spellStart"/>
+      <w:r>
+        <w:rPr>
+          <w:rFonts w:hint="eastAsia"/>
+          <w:b/>
+          <w:sz w:val="22"/>
+        </w:rPr>
+        <w:t>npc</w:t>
+      </w:r>
+      <w:proofErr w:type="spellEnd"/>
+      <w:r>
+        <w:rPr>
+          <w:rFonts w:hint="eastAsia"/>
+          <w:b/>
+          <w:sz w:val="22"/>
+        </w:rPr>
+        <w:t xml:space="preserve">는 </w:t>
+      </w:r>
+      <w:proofErr w:type="spellStart"/>
+      <w:r>
+        <w:rPr>
+          <w:rFonts w:hint="eastAsia"/>
+          <w:b/>
+          <w:sz w:val="22"/>
+        </w:rPr>
+        <w:t>despawn</w:t>
+      </w:r>
+      <w:proofErr w:type="spellEnd"/>
+      <w:r>
+        <w:rPr>
+          <w:rFonts w:hint="eastAsia"/>
+          <w:b/>
+          <w:sz w:val="22"/>
+        </w:rPr>
+        <w:t xml:space="preserve"> 패킷으로 클라이언트에서 삭제</w:t>
+      </w:r>
+      <w:r>
+        <w:rPr>
+          <w:rFonts w:hint="eastAsia"/>
+          <w:b/>
+          <w:sz w:val="22"/>
+        </w:rPr>
+        <w:t xml:space="preserve">하고 브로드 캐스팅 함수 -&gt; </w:t>
+      </w:r>
+      <w:proofErr w:type="spellStart"/>
+      <w:r>
+        <w:rPr>
+          <w:rFonts w:hint="eastAsia"/>
+          <w:b/>
+          <w:sz w:val="22"/>
+        </w:rPr>
+        <w:t>BroadCastNearBy</w:t>
+      </w:r>
+      <w:proofErr w:type="spellEnd"/>
+      <w:r>
+        <w:rPr>
+          <w:rFonts w:hint="eastAsia"/>
+          <w:b/>
+          <w:sz w:val="22"/>
+        </w:rPr>
+        <w:t>로 바꿈</w:t>
       </w:r>
     </w:p>
     <w:p>
@@ -1796,7 +2379,43 @@
           <w:b/>
           <w:sz w:val="22"/>
         </w:rPr>
-        <w:t xml:space="preserve">지형 텍스쳐를 normal, base color만 있던 텍스쳐에서 </w:t>
+        <w:t xml:space="preserve">지형 </w:t>
+      </w:r>
+      <w:proofErr w:type="spellStart"/>
+      <w:r>
+        <w:rPr>
+          <w:rFonts w:hint="eastAsia"/>
+          <w:b/>
+          <w:sz w:val="22"/>
+        </w:rPr>
+        <w:t>텍스쳐를</w:t>
+      </w:r>
+      <w:proofErr w:type="spellEnd"/>
+      <w:r>
+        <w:rPr>
+          <w:rFonts w:hint="eastAsia"/>
+          <w:b/>
+          <w:sz w:val="22"/>
+        </w:rPr>
+        <w:t xml:space="preserve"> normal, base color만 있던 </w:t>
+      </w:r>
+      <w:proofErr w:type="spellStart"/>
+      <w:r>
+        <w:rPr>
+          <w:rFonts w:hint="eastAsia"/>
+          <w:b/>
+          <w:sz w:val="22"/>
+        </w:rPr>
+        <w:t>텍스쳐에서</w:t>
+      </w:r>
+      <w:proofErr w:type="spellEnd"/>
+      <w:r>
+        <w:rPr>
+          <w:rFonts w:hint="eastAsia"/>
+          <w:b/>
+          <w:sz w:val="22"/>
+        </w:rPr>
+        <w:t xml:space="preserve"> </w:t>
       </w:r>
     </w:p>
     <w:p>
@@ -1820,39 +2439,128 @@
           <w:b/>
           <w:sz w:val="22"/>
         </w:rPr>
-        <w:t>rm, diffuse, normal, specular가 있는 텍스쳐로 변경하였습니다.</w:t>
+        <w:t xml:space="preserve">rm, diffuse, normal, specular가 있는 </w:t>
+      </w:r>
+      <w:proofErr w:type="spellStart"/>
+      <w:r>
+        <w:rPr>
+          <w:rFonts w:hint="eastAsia"/>
+          <w:b/>
+          <w:sz w:val="22"/>
+        </w:rPr>
+        <w:t>텍스쳐로</w:t>
+      </w:r>
+      <w:proofErr w:type="spellEnd"/>
+      <w:r>
+        <w:rPr>
+          <w:rFonts w:hint="eastAsia"/>
+          <w:b/>
+          <w:sz w:val="22"/>
+        </w:rPr>
+        <w:t xml:space="preserve"> 변경하였습니다.</w:t>
       </w:r>
     </w:p>
     <w:p>
       <w:pPr>
         <w:jc w:val="left"/>
         <w:rPr>
-          <w:rFonts w:hint="eastAsia"/>
-          <w:b/>
-          <w:sz w:val="22"/>
-        </w:rPr>
-      </w:pPr>
-      <w:r>
-        <w:rPr>
-          <w:rFonts w:hint="eastAsia"/>
-          <w:b/>
-          <w:sz w:val="22"/>
-        </w:rPr>
-        <w:t>-&gt; 해당 텍스쳐 매핑은 gltf 텍스쳐를 읽는 방식으로 사용중입니다.</w:t>
+          <w:b/>
+          <w:sz w:val="22"/>
+        </w:rPr>
+      </w:pPr>
+      <w:r>
+        <w:rPr>
+          <w:rFonts w:hint="eastAsia"/>
+          <w:b/>
+          <w:sz w:val="22"/>
+        </w:rPr>
+        <w:t xml:space="preserve">-&gt; 해당 </w:t>
+      </w:r>
+      <w:proofErr w:type="spellStart"/>
+      <w:r>
+        <w:rPr>
+          <w:rFonts w:hint="eastAsia"/>
+          <w:b/>
+          <w:sz w:val="22"/>
+        </w:rPr>
+        <w:t>텍스쳐</w:t>
+      </w:r>
+      <w:proofErr w:type="spellEnd"/>
+      <w:r>
+        <w:rPr>
+          <w:rFonts w:hint="eastAsia"/>
+          <w:b/>
+          <w:sz w:val="22"/>
+        </w:rPr>
+        <w:t xml:space="preserve"> 매핑은 </w:t>
+      </w:r>
+      <w:proofErr w:type="spellStart"/>
+      <w:r>
+        <w:rPr>
+          <w:rFonts w:hint="eastAsia"/>
+          <w:b/>
+          <w:sz w:val="22"/>
+        </w:rPr>
+        <w:t>gltf</w:t>
+      </w:r>
+      <w:proofErr w:type="spellEnd"/>
+      <w:r>
+        <w:rPr>
+          <w:rFonts w:hint="eastAsia"/>
+          <w:b/>
+          <w:sz w:val="22"/>
+        </w:rPr>
+        <w:t xml:space="preserve"> </w:t>
+      </w:r>
+      <w:proofErr w:type="spellStart"/>
+      <w:r>
+        <w:rPr>
+          <w:rFonts w:hint="eastAsia"/>
+          <w:b/>
+          <w:sz w:val="22"/>
+        </w:rPr>
+        <w:t>텍스쳐를</w:t>
+      </w:r>
+      <w:proofErr w:type="spellEnd"/>
+      <w:r>
+        <w:rPr>
+          <w:rFonts w:hint="eastAsia"/>
+          <w:b/>
+          <w:sz w:val="22"/>
+        </w:rPr>
+        <w:t xml:space="preserve"> 읽는 방식으로 </w:t>
+      </w:r>
+      <w:proofErr w:type="spellStart"/>
+      <w:r>
+        <w:rPr>
+          <w:rFonts w:hint="eastAsia"/>
+          <w:b/>
+          <w:sz w:val="22"/>
+        </w:rPr>
+        <w:t>사용중입니다</w:t>
+      </w:r>
+      <w:proofErr w:type="spellEnd"/>
+      <w:r>
+        <w:rPr>
+          <w:rFonts w:hint="eastAsia"/>
+          <w:b/>
+          <w:sz w:val="22"/>
+        </w:rPr>
+        <w:t>.</w:t>
       </w:r>
     </w:p>
     <w:p>
       <w:pPr>
         <w:jc w:val="left"/>
         <w:rPr>
-          <w:rFonts w:hint="eastAsia"/>
-          <w:b/>
-          <w:sz w:val="22"/>
-        </w:rPr>
-      </w:pPr>
-      <w:r>
-        <w:rPr>
-          <w:b/>
+          <w:b/>
+          <w:sz w:val="22"/>
+        </w:rPr>
+      </w:pPr>
+      <w:r>
+        <w:rPr>
+          <w:b/>
+          <w:noProof/>
           <w:sz w:val="22"/>
         </w:rPr>
         <w:drawing>
@@ -1903,6 +2611,7 @@
       <w:r>
         <w:rPr>
           <w:b/>
+          <w:noProof/>
           <w:sz w:val="22"/>
         </w:rPr>
         <w:drawing>
@@ -1959,7 +2668,6 @@
       <w:pPr>
         <w:jc w:val="left"/>
         <w:rPr>
-          <w:rFonts w:hint="eastAsia"/>
           <w:b/>
           <w:sz w:val="22"/>
         </w:rPr>
@@ -3724,6 +4432,7 @@
   <w:style w:type="character" w:default="1" w:styleId="a0">
     <w:name w:val="Default Paragraph Font"/>
     <w:uiPriority w:val="1"/>
+    <w:semiHidden/>
     <w:unhideWhenUsed/>
   </w:style>
   <w:style w:type="table" w:default="1" w:styleId="a1">
